--- a/resumes/Roys_Resume.docx
+++ b/resumes/Roys_Resume.docx
@@ -54,25 +54,7 @@
         <w:rPr>
           <w:rFonts w:ascii="Calibri" w:hAnsi="Calibri"/>
         </w:rPr>
-        <w:t>Phone:</w:t>
-      </w:r>
-      <w:r>
-        <w:rPr>
-          <w:rFonts w:ascii="Calibri" w:hAnsi="Calibri"/>
-        </w:rPr>
-        <w:t xml:space="preserve"> +91 9846666988 | </w:t>
-      </w:r>
-      <w:r>
-        <w:rPr>
-          <w:rFonts w:ascii="Calibri" w:hAnsi="Calibri"/>
-        </w:rPr>
-        <w:t xml:space="preserve">Email: </w:t>
-      </w:r>
-      <w:r>
-        <w:rPr>
-          <w:rFonts w:ascii="Calibri" w:hAnsi="Calibri"/>
-        </w:rPr>
-        <w:t xml:space="preserve">roysak@gmail.com | LinkedIn: </w:t>
+        <w:t xml:space="preserve">Phone: +91 9846666988 | Email: roysak@gmail.com | LinkedIn: </w:t>
       </w:r>
       <w:hyperlink r:id="rId6" w:history="1">
         <w:r>
@@ -80,21 +62,7 @@
             <w:rStyle w:val="Hyperlink"/>
             <w:rFonts w:ascii="Calibri" w:hAnsi="Calibri"/>
           </w:rPr>
-          <w:t>https:/</w:t>
-        </w:r>
-        <w:r>
-          <w:rPr>
-            <w:rStyle w:val="Hyperlink"/>
-            <w:rFonts w:ascii="Calibri" w:hAnsi="Calibri"/>
-          </w:rPr>
-          <w:t>/</w:t>
-        </w:r>
-        <w:r>
-          <w:rPr>
-            <w:rStyle w:val="Hyperlink"/>
-            <w:rFonts w:ascii="Calibri" w:hAnsi="Calibri"/>
-          </w:rPr>
-          <w:t>in.linkedin.com/in/roysak</w:t>
+          <w:t>https://in.linkedin.com/in/roysak</w:t>
         </w:r>
       </w:hyperlink>
     </w:p>
@@ -356,23 +324,45 @@
         </w:rPr>
         <w:t xml:space="preserve">Product: </w:t>
       </w:r>
-      <w:proofErr w:type="spellStart"/>
       <w:r>
         <w:rPr>
           <w:rFonts w:ascii="Calibri" w:hAnsi="Calibri"/>
           <w:b/>
           <w:bCs/>
         </w:rPr>
-        <w:t>SmartOps</w:t>
+        <w:t xml:space="preserve">Intelligent Automation </w:t>
       </w:r>
-      <w:proofErr w:type="spellEnd"/>
       <w:r>
         <w:rPr>
           <w:rFonts w:ascii="Calibri" w:hAnsi="Calibri"/>
           <w:b/>
           <w:bCs/>
         </w:rPr>
-        <w:t xml:space="preserve"> (Automation Workflow Builder, AI Marketplace, Dashboard Builder)</w:t>
+        <w:t>P</w:t>
+      </w:r>
+      <w:r>
+        <w:rPr>
+          <w:rFonts w:ascii="Calibri" w:hAnsi="Calibri"/>
+          <w:b/>
+          <w:bCs/>
+        </w:rPr>
+        <w:t>latform</w:t>
+      </w:r>
+      <w:r>
+        <w:rPr>
+          <w:rFonts w:ascii="Calibri" w:hAnsi="Calibri"/>
+          <w:b/>
+          <w:bCs/>
+        </w:rPr>
+        <w:t xml:space="preserve"> </w:t>
+      </w:r>
+      <w:r>
+        <w:rPr>
+          <w:rFonts w:ascii="Calibri" w:hAnsi="Calibri"/>
+          <w:b/>
+          <w:bCs/>
+        </w:rPr>
+        <w:t>(Automation Workflow Builder, AI Marketplace, Dashboard Builder)</w:t>
       </w:r>
     </w:p>
     <w:p>
@@ -1000,11 +990,6 @@
           <w:rFonts w:ascii="Calibri" w:hAnsi="Calibri"/>
         </w:rPr>
         <w:br/>
-      </w:r>
-      <w:r>
-        <w:rPr>
-          <w:rFonts w:ascii="Calibri" w:hAnsi="Calibri"/>
-        </w:rPr>
         <w:t>MA College, Kothamangalam, 2003-2005</w:t>
       </w:r>
     </w:p>

--- a/resumes/Roys_Resume.docx
+++ b/resumes/Roys_Resume.docx
@@ -21,6 +21,7 @@
     </w:p>
     <w:p>
       <w:pPr>
+        <w:spacing w:line="240" w:lineRule="auto"/>
         <w:rPr>
           <w:rFonts w:ascii="Calibri" w:hAnsi="Calibri"/>
         </w:rPr>
@@ -46,6 +47,7 @@
     </w:p>
     <w:p>
       <w:pPr>
+        <w:spacing w:line="240" w:lineRule="auto"/>
         <w:rPr>
           <w:rFonts w:ascii="Calibri" w:hAnsi="Calibri"/>
         </w:rPr>
@@ -54,7 +56,19 @@
         <w:rPr>
           <w:rFonts w:ascii="Calibri" w:hAnsi="Calibri"/>
         </w:rPr>
-        <w:t xml:space="preserve">Phone: +91 9846666988 | Email: roysak@gmail.com | LinkedIn: </w:t>
+        <w:t>Phone: +91 9846666988 | Email: roysak@gmail.com</w:t>
+      </w:r>
+      <w:r>
+        <w:rPr>
+          <w:rFonts w:ascii="Calibri" w:hAnsi="Calibri"/>
+        </w:rPr>
+        <w:br/>
+      </w:r>
+      <w:r>
+        <w:rPr>
+          <w:rFonts w:ascii="Calibri" w:hAnsi="Calibri"/>
+        </w:rPr>
+        <w:t xml:space="preserve">LinkedIn: </w:t>
       </w:r>
       <w:hyperlink r:id="rId6" w:history="1">
         <w:r>
@@ -65,6 +79,38 @@
           <w:t>https://in.linkedin.com/in/roysak</w:t>
         </w:r>
       </w:hyperlink>
+      <w:r>
+        <w:t xml:space="preserve">  |  </w:t>
+      </w:r>
+      <w:r>
+        <w:rPr>
+          <w:rFonts w:ascii="Calibri" w:hAnsi="Calibri"/>
+        </w:rPr>
+        <w:t xml:space="preserve">Website: </w:t>
+      </w:r>
+      <w:hyperlink r:id="rId7" w:history="1">
+        <w:r>
+          <w:rPr>
+            <w:rStyle w:val="Hyperlink"/>
+            <w:rFonts w:ascii="Calibri" w:hAnsi="Calibri"/>
+          </w:rPr>
+          <w:t>https://roy</w:t>
+        </w:r>
+        <w:r>
+          <w:rPr>
+            <w:rStyle w:val="Hyperlink"/>
+            <w:rFonts w:ascii="Calibri" w:hAnsi="Calibri"/>
+          </w:rPr>
+          <w:t>s</w:t>
+        </w:r>
+        <w:r>
+          <w:rPr>
+            <w:rStyle w:val="Hyperlink"/>
+            <w:rFonts w:ascii="Calibri" w:hAnsi="Calibri"/>
+          </w:rPr>
+          <w:t>ak.in</w:t>
+        </w:r>
+      </w:hyperlink>
     </w:p>
     <w:p>
       <w:pPr>
@@ -77,7 +123,6 @@
     <w:p>
       <w:pPr>
         <w:pStyle w:val="Heading2"/>
-        <w:spacing w:line="360" w:lineRule="auto"/>
       </w:pPr>
       <w:r>
         <w:t>SUMMARY</w:t>
@@ -107,7 +152,6 @@
     <w:p>
       <w:pPr>
         <w:pStyle w:val="Heading2"/>
-        <w:spacing w:line="360" w:lineRule="auto"/>
       </w:pPr>
       <w:r>
         <w:t>KEY ACHIEVEMENTS</w:t>
@@ -176,7 +220,6 @@
     <w:p>
       <w:pPr>
         <w:pStyle w:val="Heading2"/>
-        <w:spacing w:line="360" w:lineRule="auto"/>
       </w:pPr>
       <w:r>
         <w:t>SKILLS</w:t>
@@ -282,6 +325,7 @@
     </w:p>
     <w:p>
       <w:pPr>
+        <w:spacing w:line="240" w:lineRule="auto"/>
         <w:rPr>
           <w:rFonts w:ascii="Calibri" w:hAnsi="Calibri"/>
         </w:rPr>
@@ -290,7 +334,6 @@
     <w:p>
       <w:pPr>
         <w:pStyle w:val="Heading2"/>
-        <w:spacing w:line="360" w:lineRule="auto"/>
       </w:pPr>
       <w:r>
         <w:t>EXPERIENCE</w:t>
@@ -346,15 +389,7 @@
           <w:b/>
           <w:bCs/>
         </w:rPr>
-        <w:t>latform</w:t>
-      </w:r>
-      <w:r>
-        <w:rPr>
-          <w:rFonts w:ascii="Calibri" w:hAnsi="Calibri"/>
-          <w:b/>
-          <w:bCs/>
-        </w:rPr>
-        <w:t xml:space="preserve"> </w:t>
+        <w:t xml:space="preserve">latform </w:t>
       </w:r>
       <w:r>
         <w:rPr>

--- a/resumes/Roys_Resume.docx
+++ b/resumes/Roys_Resume.docx
@@ -21,7 +21,6 @@
     </w:p>
     <w:p>
       <w:pPr>
-        <w:spacing w:line="240" w:lineRule="auto"/>
         <w:rPr>
           <w:rFonts w:ascii="Calibri" w:hAnsi="Calibri"/>
         </w:rPr>
@@ -47,7 +46,6 @@
     </w:p>
     <w:p>
       <w:pPr>
-        <w:spacing w:line="240" w:lineRule="auto"/>
         <w:rPr>
           <w:rFonts w:ascii="Calibri" w:hAnsi="Calibri"/>
         </w:rPr>
@@ -94,21 +92,7 @@
             <w:rStyle w:val="Hyperlink"/>
             <w:rFonts w:ascii="Calibri" w:hAnsi="Calibri"/>
           </w:rPr>
-          <w:t>https://roy</w:t>
-        </w:r>
-        <w:r>
-          <w:rPr>
-            <w:rStyle w:val="Hyperlink"/>
-            <w:rFonts w:ascii="Calibri" w:hAnsi="Calibri"/>
-          </w:rPr>
-          <w:t>s</w:t>
-        </w:r>
-        <w:r>
-          <w:rPr>
-            <w:rStyle w:val="Hyperlink"/>
-            <w:rFonts w:ascii="Calibri" w:hAnsi="Calibri"/>
-          </w:rPr>
-          <w:t>ak.in</w:t>
+          <w:t>https://roysak.in</w:t>
         </w:r>
       </w:hyperlink>
     </w:p>
